--- a/30_Clubs/13_Certificate_and_Badge_Design_Brief.docx
+++ b/30_Clubs/13_Certificate_and_Badge_Design_Brief.docx
@@ -89,7 +89,7 @@
           <w:color w:val="5A5C70"/>
           <w:sz w:val="17"/>
         </w:rPr>
-        <w:t>A free kit by Competence Collective · competencecollective.org · quillsup.org · October 2026</w:t>
+        <w:t>Hackles · a free kit · quillsup.org · October 2026</w:t>
       </w:r>
     </w:p>
     <w:p>
@@ -125,7 +125,7 @@
     <w:p>
       <w:r>
         <w:rPr/>
-        <w:t>A free kit by Competence Collective · competencecollective.org · quillsup.org</w:t>
+        <w:t>Hackles · a free kit · quillsup.org</w:t>
       </w:r>
     </w:p>
     <w:p>
@@ -3159,8 +3159,8 @@
         <w:tblLook w:firstColumn="1" w:firstRow="1" w:lastColumn="0" w:lastRow="0" w:noHBand="0" w:noVBand="1" w:val="04A0"/>
       </w:tblPr>
       <w:tblGrid>
-        <w:gridCol w:w="7686"/>
-        <w:gridCol w:w="2106"/>
+        <w:gridCol w:w="7435"/>
+        <w:gridCol w:w="2357"/>
       </w:tblGrid>
       <w:tr>
         <w:trPr>
@@ -3169,7 +3169,7 @@
         </w:trPr>
         <w:tc>
           <w:tcPr>
-            <w:tcW w:type="dxa" w:w="7686"/>
+            <w:tcW w:type="dxa" w:w="7435"/>
             <w:tcBorders>
               <w:bottom w:val="single" w:sz="6" w:space="0" w:color="2B2D42"/>
             </w:tcBorders>
@@ -3197,7 +3197,7 @@
         </w:tc>
         <w:tc>
           <w:tcPr>
-            <w:tcW w:type="dxa" w:w="2106"/>
+            <w:tcW w:type="dxa" w:w="2357"/>
             <w:tcBorders>
               <w:bottom w:val="single" w:sz="6" w:space="0" w:color="2B2D42"/>
             </w:tcBorders>
@@ -3230,7 +3230,7 @@
         </w:trPr>
         <w:tc>
           <w:tcPr>
-            <w:tcW w:type="dxa" w:w="7686"/>
+            <w:tcW w:type="dxa" w:w="7435"/>
             <w:tcMar>
               <w:top w:w="50" w:type="dxa"/>
               <w:left w:w="0" w:type="dxa"/>
@@ -3253,7 +3253,7 @@
         </w:tc>
         <w:tc>
           <w:tcPr>
-            <w:tcW w:type="dxa" w:w="2106"/>
+            <w:tcW w:type="dxa" w:w="2357"/>
             <w:tcMar>
               <w:top w:w="50" w:type="dxa"/>
               <w:left w:w="90" w:type="dxa"/>
@@ -3281,7 +3281,7 @@
         </w:trPr>
         <w:tc>
           <w:tcPr>
-            <w:tcW w:type="dxa" w:w="7686"/>
+            <w:tcW w:type="dxa" w:w="7435"/>
             <w:tcMar>
               <w:top w:w="50" w:type="dxa"/>
               <w:left w:w="0" w:type="dxa"/>
@@ -3298,13 +3298,13 @@
                 <w:rFonts w:ascii="Calibri" w:hAnsi="Calibri"/>
                 <w:sz w:val="19"/>
               </w:rPr>
-              <w:t>Review with Competence Collective</w:t>
+              <w:t>Review with the Hackles team</w:t>
             </w:r>
           </w:p>
         </w:tc>
         <w:tc>
           <w:tcPr>
-            <w:tcW w:type="dxa" w:w="2106"/>
+            <w:tcW w:type="dxa" w:w="2357"/>
             <w:tcMar>
               <w:top w:w="50" w:type="dxa"/>
               <w:left w:w="90" w:type="dxa"/>
@@ -3332,7 +3332,7 @@
         </w:trPr>
         <w:tc>
           <w:tcPr>
-            <w:tcW w:type="dxa" w:w="7686"/>
+            <w:tcW w:type="dxa" w:w="7435"/>
             <w:tcMar>
               <w:top w:w="50" w:type="dxa"/>
               <w:left w:w="0" w:type="dxa"/>
@@ -3355,7 +3355,7 @@
         </w:tc>
         <w:tc>
           <w:tcPr>
-            <w:tcW w:type="dxa" w:w="2106"/>
+            <w:tcW w:type="dxa" w:w="2357"/>
             <w:tcMar>
               <w:top w:w="50" w:type="dxa"/>
               <w:left w:w="90" w:type="dxa"/>
@@ -3383,7 +3383,7 @@
         </w:trPr>
         <w:tc>
           <w:tcPr>
-            <w:tcW w:type="dxa" w:w="7686"/>
+            <w:tcW w:type="dxa" w:w="7435"/>
             <w:tcMar>
               <w:top w:w="50" w:type="dxa"/>
               <w:left w:w="0" w:type="dxa"/>
@@ -3406,7 +3406,7 @@
         </w:tc>
         <w:tc>
           <w:tcPr>
-            <w:tcW w:type="dxa" w:w="2106"/>
+            <w:tcW w:type="dxa" w:w="2357"/>
             <w:tcMar>
               <w:top w:w="50" w:type="dxa"/>
               <w:left w:w="90" w:type="dxa"/>
@@ -3473,7 +3473,7 @@
         <w:color w:val="5A5C70"/>
         <w:sz w:val="14"/>
       </w:rPr>
-      <w:t>Hackles · © 2026 Competence Collective · competencecollective.org · Text CC BY-NC 4.0 · Name, logos and art: all rights reserved</w:t>
+      <w:t>Hackles · quillsup.org · © 2026 Competence Collective · Text CC BY-NC 4.0 · Name, logos and art: all rights reserved</w:t>
     </w:r>
     <w:r>
       <w:tab/>
@@ -3541,7 +3541,7 @@
         <w:color w:val="5A5C70"/>
         <w:sz w:val="14"/>
       </w:rPr>
-      <w:t>Hackles · © 2026 Competence Collective · competencecollective.org · Text CC BY-NC 4.0 · Name, logos and art: all rights reserved</w:t>
+      <w:t>Hackles · quillsup.org · © 2026 Competence Collective · Text CC BY-NC 4.0 · Name, logos and art: all rights reserved</w:t>
     </w:r>
     <w:r>
       <w:tab/>
